--- a/python/p8_python_extras_of_basic.docx
+++ b/python/p8_python_extras_of_basic.docx
@@ -6,12 +6,14 @@
       <w:pPr>
         <w:jc w:val="center"/>
         <w:rPr>
-          <w:sz w:val="32"/>
-          <w:szCs w:val="32"/>
-        </w:rPr>
-      </w:pPr>
-      <w:r>
-        <w:rPr>
+          <w:rFonts w:ascii="Carlito" w:hAnsi="Carlito" w:cs="Carlito"/>
+          <w:sz w:val="32"/>
+          <w:szCs w:val="32"/>
+        </w:rPr>
+      </w:pPr>
+      <w:r>
+        <w:rPr>
+          <w:rFonts w:ascii="Carlito" w:hAnsi="Carlito" w:cs="Carlito"/>
           <w:b/>
           <w:bCs/>
           <w:sz w:val="40"/>
@@ -29,12 +31,14 @@
         </w:numPr>
         <w:jc w:val="both"/>
         <w:rPr>
-          <w:sz w:val="32"/>
-          <w:szCs w:val="32"/>
-        </w:rPr>
-      </w:pPr>
-      <w:r>
-        <w:rPr>
+          <w:rFonts w:ascii="Carlito" w:hAnsi="Carlito" w:cs="Carlito"/>
+          <w:sz w:val="32"/>
+          <w:szCs w:val="32"/>
+        </w:rPr>
+      </w:pPr>
+      <w:r>
+        <w:rPr>
+          <w:rFonts w:ascii="Carlito" w:hAnsi="Carlito" w:cs="Carlito"/>
           <w:sz w:val="32"/>
           <w:szCs w:val="32"/>
         </w:rPr>
@@ -45,24 +49,27 @@
       <w:pPr>
         <w:jc w:val="both"/>
         <w:rPr>
-          <w:sz w:val="32"/>
-          <w:szCs w:val="32"/>
-        </w:rPr>
-      </w:pPr>
-    </w:p>
-    <w:p>
-      <w:pPr>
-        <w:jc w:val="both"/>
-        <w:rPr>
-          <w:sz w:val="32"/>
-          <w:szCs w:val="32"/>
-        </w:rPr>
-      </w:pPr>
-    </w:p>
-    <w:p>
-      <w:pPr>
-        <w:jc w:val="both"/>
-        <w:rPr>
+          <w:rFonts w:ascii="Carlito" w:hAnsi="Carlito" w:cs="Carlito"/>
+          <w:sz w:val="32"/>
+          <w:szCs w:val="32"/>
+        </w:rPr>
+      </w:pPr>
+    </w:p>
+    <w:p>
+      <w:pPr>
+        <w:jc w:val="both"/>
+        <w:rPr>
+          <w:rFonts w:ascii="Carlito" w:hAnsi="Carlito" w:cs="Carlito"/>
+          <w:sz w:val="32"/>
+          <w:szCs w:val="32"/>
+        </w:rPr>
+      </w:pPr>
+    </w:p>
+    <w:p>
+      <w:pPr>
+        <w:jc w:val="both"/>
+        <w:rPr>
+          <w:rFonts w:ascii="Carlito" w:hAnsi="Carlito" w:cs="Carlito"/>
           <w:b/>
           <w:bCs/>
           <w:sz w:val="32"/>
@@ -71,6 +78,7 @@
       </w:pPr>
       <w:r>
         <w:rPr>
+          <w:rFonts w:ascii="Carlito" w:hAnsi="Carlito" w:cs="Carlito"/>
           <w:sz w:val="32"/>
           <w:szCs w:val="32"/>
         </w:rPr>
@@ -78,6 +86,7 @@
       </w:r>
       <w:r>
         <w:rPr>
+          <w:rFonts w:ascii="Carlito" w:hAnsi="Carlito" w:cs="Carlito"/>
           <w:b/>
           <w:bCs/>
           <w:sz w:val="32"/>
@@ -91,12 +100,14 @@
       <w:pPr>
         <w:jc w:val="both"/>
         <w:rPr>
-          <w:sz w:val="32"/>
-          <w:szCs w:val="32"/>
-        </w:rPr>
-      </w:pPr>
-      <w:r>
-        <w:rPr>
+          <w:rFonts w:ascii="Carlito" w:hAnsi="Carlito" w:cs="Carlito"/>
+          <w:sz w:val="32"/>
+          <w:szCs w:val="32"/>
+        </w:rPr>
+      </w:pPr>
+      <w:r>
+        <w:rPr>
+          <w:rFonts w:ascii="Carlito" w:hAnsi="Carlito" w:cs="Carlito"/>
           <w:sz w:val="32"/>
           <w:szCs w:val="32"/>
         </w:rPr>
@@ -104,6 +115,7 @@
       </w:r>
       <w:r>
         <w:rPr>
+          <w:rFonts w:ascii="Carlito" w:hAnsi="Carlito" w:cs="Carlito"/>
           <w:sz w:val="32"/>
           <w:szCs w:val="32"/>
         </w:rPr>
@@ -111,6 +123,7 @@
       </w:r>
       <w:r>
         <w:rPr>
+          <w:rFonts w:ascii="Carlito" w:hAnsi="Carlito" w:cs="Carlito"/>
           <w:sz w:val="32"/>
           <w:szCs w:val="32"/>
         </w:rPr>
@@ -121,12 +134,14 @@
       <w:pPr>
         <w:jc w:val="both"/>
         <w:rPr>
-          <w:sz w:val="32"/>
-          <w:szCs w:val="32"/>
-        </w:rPr>
-      </w:pPr>
-      <w:r>
-        <w:rPr>
+          <w:rFonts w:ascii="Carlito" w:hAnsi="Carlito" w:cs="Carlito"/>
+          <w:sz w:val="32"/>
+          <w:szCs w:val="32"/>
+        </w:rPr>
+      </w:pPr>
+      <w:r>
+        <w:rPr>
+          <w:rFonts w:ascii="Carlito" w:hAnsi="Carlito" w:cs="Carlito"/>
           <w:sz w:val="32"/>
           <w:szCs w:val="32"/>
         </w:rPr>
@@ -134,6 +149,7 @@
       </w:r>
       <w:r>
         <w:rPr>
+          <w:rFonts w:ascii="Carlito" w:hAnsi="Carlito" w:cs="Carlito"/>
           <w:b/>
           <w:bCs/>
           <w:sz w:val="32"/>
@@ -143,6 +159,7 @@
       </w:r>
       <w:r>
         <w:rPr>
+          <w:rFonts w:ascii="Carlito" w:hAnsi="Carlito" w:cs="Carlito"/>
           <w:sz w:val="32"/>
           <w:szCs w:val="32"/>
         </w:rPr>
@@ -153,12 +170,14 @@
       <w:pPr>
         <w:jc w:val="both"/>
         <w:rPr>
-          <w:sz w:val="32"/>
-          <w:szCs w:val="32"/>
-        </w:rPr>
-      </w:pPr>
-      <w:r>
-        <w:rPr>
+          <w:rFonts w:ascii="Carlito" w:hAnsi="Carlito" w:cs="Carlito"/>
+          <w:sz w:val="32"/>
+          <w:szCs w:val="32"/>
+        </w:rPr>
+      </w:pPr>
+      <w:r>
+        <w:rPr>
+          <w:rFonts w:ascii="Carlito" w:hAnsi="Carlito" w:cs="Carlito"/>
           <w:sz w:val="32"/>
           <w:szCs w:val="32"/>
         </w:rPr>
@@ -169,21 +188,24 @@
       <w:pPr>
         <w:jc w:val="both"/>
         <w:rPr>
-          <w:sz w:val="32"/>
-          <w:szCs w:val="32"/>
-        </w:rPr>
-      </w:pPr>
-    </w:p>
-    <w:p>
-      <w:pPr>
-        <w:jc w:val="both"/>
-        <w:rPr>
-          <w:sz w:val="32"/>
-          <w:szCs w:val="32"/>
-        </w:rPr>
-      </w:pPr>
-      <w:r>
-        <w:rPr>
+          <w:rFonts w:ascii="Carlito" w:hAnsi="Carlito" w:cs="Carlito"/>
+          <w:sz w:val="32"/>
+          <w:szCs w:val="32"/>
+        </w:rPr>
+      </w:pPr>
+    </w:p>
+    <w:p>
+      <w:pPr>
+        <w:jc w:val="both"/>
+        <w:rPr>
+          <w:rFonts w:ascii="Carlito" w:hAnsi="Carlito" w:cs="Carlito"/>
+          <w:sz w:val="32"/>
+          <w:szCs w:val="32"/>
+        </w:rPr>
+      </w:pPr>
+      <w:r>
+        <w:rPr>
+          <w:rFonts w:ascii="Carlito" w:hAnsi="Carlito" w:cs="Carlito"/>
           <w:sz w:val="32"/>
           <w:szCs w:val="32"/>
         </w:rPr>
@@ -194,12 +216,14 @@
       <w:pPr>
         <w:jc w:val="both"/>
         <w:rPr>
-          <w:sz w:val="32"/>
-          <w:szCs w:val="32"/>
-        </w:rPr>
-      </w:pPr>
-      <w:r>
-        <w:rPr>
+          <w:rFonts w:ascii="Carlito" w:hAnsi="Carlito" w:cs="Carlito"/>
+          <w:sz w:val="32"/>
+          <w:szCs w:val="32"/>
+        </w:rPr>
+      </w:pPr>
+      <w:r>
+        <w:rPr>
+          <w:rFonts w:ascii="Carlito" w:hAnsi="Carlito" w:cs="Carlito"/>
           <w:sz w:val="32"/>
           <w:szCs w:val="32"/>
         </w:rPr>
@@ -215,12 +239,14 @@
         </w:numPr>
         <w:jc w:val="both"/>
         <w:rPr>
-          <w:sz w:val="32"/>
-          <w:szCs w:val="32"/>
-        </w:rPr>
-      </w:pPr>
-      <w:r>
-        <w:rPr>
+          <w:rFonts w:ascii="Carlito" w:hAnsi="Carlito" w:cs="Carlito"/>
+          <w:sz w:val="32"/>
+          <w:szCs w:val="32"/>
+        </w:rPr>
+      </w:pPr>
+      <w:r>
+        <w:rPr>
+          <w:rFonts w:ascii="Carlito" w:hAnsi="Carlito" w:cs="Carlito"/>
           <w:b/>
           <w:bCs/>
           <w:sz w:val="32"/>
@@ -230,6 +256,7 @@
       </w:r>
       <w:r>
         <w:rPr>
+          <w:rFonts w:ascii="Carlito" w:hAnsi="Carlito" w:cs="Carlito"/>
           <w:sz w:val="32"/>
           <w:szCs w:val="32"/>
         </w:rPr>
@@ -237,6 +264,7 @@
       </w:r>
       <w:r>
         <w:rPr>
+          <w:rFonts w:ascii="Carlito" w:hAnsi="Carlito" w:cs="Carlito"/>
           <w:sz w:val="32"/>
           <w:szCs w:val="32"/>
         </w:rPr>
@@ -252,12 +280,14 @@
         </w:numPr>
         <w:jc w:val="both"/>
         <w:rPr>
-          <w:sz w:val="32"/>
-          <w:szCs w:val="32"/>
-        </w:rPr>
-      </w:pPr>
-      <w:r>
-        <w:rPr>
+          <w:rFonts w:ascii="Carlito" w:hAnsi="Carlito" w:cs="Carlito"/>
+          <w:sz w:val="32"/>
+          <w:szCs w:val="32"/>
+        </w:rPr>
+      </w:pPr>
+      <w:r>
+        <w:rPr>
+          <w:rFonts w:ascii="Carlito" w:hAnsi="Carlito" w:cs="Carlito"/>
           <w:b/>
           <w:bCs/>
           <w:sz w:val="32"/>
@@ -267,6 +297,7 @@
       </w:r>
       <w:r>
         <w:rPr>
+          <w:rFonts w:ascii="Carlito" w:hAnsi="Carlito" w:cs="Carlito"/>
           <w:sz w:val="32"/>
           <w:szCs w:val="32"/>
         </w:rPr>
@@ -274,6 +305,7 @@
       </w:r>
       <w:r>
         <w:rPr>
+          <w:rFonts w:ascii="Carlito" w:hAnsi="Carlito" w:cs="Carlito"/>
           <w:b/>
           <w:bCs/>
           <w:sz w:val="32"/>
@@ -283,6 +315,7 @@
       </w:r>
       <w:r>
         <w:rPr>
+          <w:rFonts w:ascii="Carlito" w:hAnsi="Carlito" w:cs="Carlito"/>
           <w:sz w:val="32"/>
           <w:szCs w:val="32"/>
         </w:rPr>
@@ -298,12 +331,14 @@
         </w:numPr>
         <w:jc w:val="both"/>
         <w:rPr>
-          <w:sz w:val="32"/>
-          <w:szCs w:val="32"/>
-        </w:rPr>
-      </w:pPr>
-      <w:r>
-        <w:rPr>
+          <w:rFonts w:ascii="Carlito" w:hAnsi="Carlito" w:cs="Carlito"/>
+          <w:sz w:val="32"/>
+          <w:szCs w:val="32"/>
+        </w:rPr>
+      </w:pPr>
+      <w:r>
+        <w:rPr>
+          <w:rFonts w:ascii="Carlito" w:hAnsi="Carlito" w:cs="Carlito"/>
           <w:b/>
           <w:bCs/>
           <w:sz w:val="32"/>
@@ -313,6 +348,7 @@
       </w:r>
       <w:r>
         <w:rPr>
+          <w:rFonts w:ascii="Carlito" w:hAnsi="Carlito" w:cs="Carlito"/>
           <w:sz w:val="32"/>
           <w:szCs w:val="32"/>
         </w:rPr>
@@ -320,6 +356,7 @@
       </w:r>
       <w:r>
         <w:rPr>
+          <w:rFonts w:ascii="Carlito" w:hAnsi="Carlito" w:cs="Carlito"/>
           <w:b/>
           <w:bCs/>
           <w:sz w:val="32"/>
@@ -329,6 +366,7 @@
       </w:r>
       <w:r>
         <w:rPr>
+          <w:rFonts w:ascii="Carlito" w:hAnsi="Carlito" w:cs="Carlito"/>
           <w:sz w:val="32"/>
           <w:szCs w:val="32"/>
         </w:rPr>
@@ -336,6 +374,7 @@
       </w:r>
       <w:r>
         <w:rPr>
+          <w:rFonts w:ascii="Carlito" w:hAnsi="Carlito" w:cs="Carlito"/>
           <w:b/>
           <w:bCs/>
           <w:sz w:val="32"/>
@@ -345,6 +384,7 @@
       </w:r>
       <w:r>
         <w:rPr>
+          <w:rFonts w:ascii="Carlito" w:hAnsi="Carlito" w:cs="Carlito"/>
           <w:sz w:val="32"/>
           <w:szCs w:val="32"/>
         </w:rPr>
@@ -352,6 +392,7 @@
       </w:r>
       <w:r>
         <w:rPr>
+          <w:rFonts w:ascii="Carlito" w:hAnsi="Carlito" w:cs="Carlito"/>
           <w:b/>
           <w:bCs/>
           <w:sz w:val="32"/>
@@ -361,6 +402,7 @@
       </w:r>
       <w:r>
         <w:rPr>
+          <w:rFonts w:ascii="Carlito" w:hAnsi="Carlito" w:cs="Carlito"/>
           <w:sz w:val="32"/>
           <w:szCs w:val="32"/>
         </w:rPr>
@@ -376,12 +418,14 @@
         </w:numPr>
         <w:jc w:val="both"/>
         <w:rPr>
-          <w:sz w:val="32"/>
-          <w:szCs w:val="32"/>
-        </w:rPr>
-      </w:pPr>
-      <w:r>
-        <w:rPr>
+          <w:rFonts w:ascii="Carlito" w:hAnsi="Carlito" w:cs="Carlito"/>
+          <w:sz w:val="32"/>
+          <w:szCs w:val="32"/>
+        </w:rPr>
+      </w:pPr>
+      <w:r>
+        <w:rPr>
+          <w:rFonts w:ascii="Carlito" w:hAnsi="Carlito" w:cs="Carlito"/>
           <w:b/>
           <w:bCs/>
           <w:sz w:val="32"/>
@@ -391,6 +435,7 @@
       </w:r>
       <w:r>
         <w:rPr>
+          <w:rFonts w:ascii="Carlito" w:hAnsi="Carlito" w:cs="Carlito"/>
           <w:sz w:val="32"/>
           <w:szCs w:val="32"/>
         </w:rPr>
@@ -401,21 +446,24 @@
       <w:pPr>
         <w:jc w:val="both"/>
         <w:rPr>
-          <w:sz w:val="32"/>
-          <w:szCs w:val="32"/>
-        </w:rPr>
-      </w:pPr>
-    </w:p>
-    <w:p>
-      <w:pPr>
-        <w:jc w:val="both"/>
-        <w:rPr>
-          <w:sz w:val="32"/>
-          <w:szCs w:val="32"/>
-        </w:rPr>
-      </w:pPr>
-      <w:r>
-        <w:rPr>
+          <w:rFonts w:ascii="Carlito" w:hAnsi="Carlito" w:cs="Carlito"/>
+          <w:sz w:val="32"/>
+          <w:szCs w:val="32"/>
+        </w:rPr>
+      </w:pPr>
+    </w:p>
+    <w:p>
+      <w:pPr>
+        <w:jc w:val="both"/>
+        <w:rPr>
+          <w:rFonts w:ascii="Carlito" w:hAnsi="Carlito" w:cs="Carlito"/>
+          <w:sz w:val="32"/>
+          <w:szCs w:val="32"/>
+        </w:rPr>
+      </w:pPr>
+      <w:r>
+        <w:rPr>
+          <w:rFonts w:ascii="Carlito" w:hAnsi="Carlito" w:cs="Carlito"/>
           <w:sz w:val="32"/>
           <w:szCs w:val="32"/>
         </w:rPr>
@@ -426,12 +474,14 @@
       <w:pPr>
         <w:jc w:val="both"/>
         <w:rPr>
-          <w:sz w:val="32"/>
-          <w:szCs w:val="32"/>
-        </w:rPr>
-      </w:pPr>
-      <w:r>
-        <w:rPr>
+          <w:rFonts w:ascii="Carlito" w:hAnsi="Carlito" w:cs="Carlito"/>
+          <w:sz w:val="32"/>
+          <w:szCs w:val="32"/>
+        </w:rPr>
+      </w:pPr>
+      <w:r>
+        <w:rPr>
+          <w:rFonts w:ascii="Carlito" w:hAnsi="Carlito" w:cs="Carlito"/>
           <w:sz w:val="32"/>
           <w:szCs w:val="32"/>
         </w:rPr>
@@ -447,12 +497,14 @@
         </w:numPr>
         <w:jc w:val="both"/>
         <w:rPr>
-          <w:sz w:val="32"/>
-          <w:szCs w:val="32"/>
-        </w:rPr>
-      </w:pPr>
-      <w:r>
-        <w:rPr>
+          <w:rFonts w:ascii="Carlito" w:hAnsi="Carlito" w:cs="Carlito"/>
+          <w:sz w:val="32"/>
+          <w:szCs w:val="32"/>
+        </w:rPr>
+      </w:pPr>
+      <w:r>
+        <w:rPr>
+          <w:rFonts w:ascii="Carlito" w:hAnsi="Carlito" w:cs="Carlito"/>
           <w:b/>
           <w:bCs/>
           <w:sz w:val="32"/>
@@ -463,6 +515,7 @@
       </w:r>
       <w:r>
         <w:rPr>
+          <w:rFonts w:ascii="Carlito" w:hAnsi="Carlito" w:cs="Carlito"/>
           <w:sz w:val="32"/>
           <w:szCs w:val="32"/>
         </w:rPr>
@@ -470,6 +523,7 @@
       </w:r>
       <w:r>
         <w:rPr>
+          <w:rFonts w:ascii="Carlito" w:hAnsi="Carlito" w:cs="Carlito"/>
           <w:sz w:val="32"/>
           <w:szCs w:val="32"/>
         </w:rPr>
@@ -485,12 +539,14 @@
         </w:numPr>
         <w:jc w:val="both"/>
         <w:rPr>
-          <w:sz w:val="32"/>
-          <w:szCs w:val="32"/>
-        </w:rPr>
-      </w:pPr>
-      <w:r>
-        <w:rPr>
+          <w:rFonts w:ascii="Carlito" w:hAnsi="Carlito" w:cs="Carlito"/>
+          <w:sz w:val="32"/>
+          <w:szCs w:val="32"/>
+        </w:rPr>
+      </w:pPr>
+      <w:r>
+        <w:rPr>
+          <w:rFonts w:ascii="Carlito" w:hAnsi="Carlito" w:cs="Carlito"/>
           <w:b/>
           <w:bCs/>
           <w:sz w:val="32"/>
@@ -500,6 +556,7 @@
       </w:r>
       <w:r>
         <w:rPr>
+          <w:rFonts w:ascii="Carlito" w:hAnsi="Carlito" w:cs="Carlito"/>
           <w:sz w:val="32"/>
           <w:szCs w:val="32"/>
         </w:rPr>
@@ -507,6 +564,7 @@
       </w:r>
       <w:r>
         <w:rPr>
+          <w:rFonts w:ascii="Carlito" w:hAnsi="Carlito" w:cs="Carlito"/>
           <w:sz w:val="32"/>
           <w:szCs w:val="32"/>
         </w:rPr>
@@ -517,21 +575,24 @@
       <w:pPr>
         <w:jc w:val="both"/>
         <w:rPr>
-          <w:sz w:val="32"/>
-          <w:szCs w:val="32"/>
-        </w:rPr>
-      </w:pPr>
-    </w:p>
-    <w:p>
-      <w:pPr>
-        <w:jc w:val="both"/>
-        <w:rPr>
-          <w:sz w:val="32"/>
-          <w:szCs w:val="32"/>
-        </w:rPr>
-      </w:pPr>
-      <w:r>
-        <w:rPr>
+          <w:rFonts w:ascii="Carlito" w:hAnsi="Carlito" w:cs="Carlito"/>
+          <w:sz w:val="32"/>
+          <w:szCs w:val="32"/>
+        </w:rPr>
+      </w:pPr>
+    </w:p>
+    <w:p>
+      <w:pPr>
+        <w:jc w:val="both"/>
+        <w:rPr>
+          <w:rFonts w:ascii="Carlito" w:hAnsi="Carlito" w:cs="Carlito"/>
+          <w:sz w:val="32"/>
+          <w:szCs w:val="32"/>
+        </w:rPr>
+      </w:pPr>
+      <w:r>
+        <w:rPr>
+          <w:rFonts w:ascii="Carlito" w:hAnsi="Carlito" w:cs="Carlito"/>
           <w:sz w:val="32"/>
           <w:szCs w:val="32"/>
         </w:rPr>
@@ -542,12 +603,14 @@
       <w:pPr>
         <w:jc w:val="both"/>
         <w:rPr>
-          <w:sz w:val="32"/>
-          <w:szCs w:val="32"/>
-        </w:rPr>
-      </w:pPr>
-      <w:r>
-        <w:rPr>
+          <w:rFonts w:ascii="Carlito" w:hAnsi="Carlito" w:cs="Carlito"/>
+          <w:sz w:val="32"/>
+          <w:szCs w:val="32"/>
+        </w:rPr>
+      </w:pPr>
+      <w:r>
+        <w:rPr>
+          <w:rFonts w:ascii="Carlito" w:hAnsi="Carlito" w:cs="Carlito"/>
           <w:sz w:val="32"/>
           <w:szCs w:val="32"/>
         </w:rPr>
@@ -563,12 +626,14 @@
         </w:numPr>
         <w:jc w:val="both"/>
         <w:rPr>
-          <w:sz w:val="32"/>
-          <w:szCs w:val="32"/>
-        </w:rPr>
-      </w:pPr>
-      <w:r>
-        <w:rPr>
+          <w:rFonts w:ascii="Carlito" w:hAnsi="Carlito" w:cs="Carlito"/>
+          <w:sz w:val="32"/>
+          <w:szCs w:val="32"/>
+        </w:rPr>
+      </w:pPr>
+      <w:r>
+        <w:rPr>
+          <w:rFonts w:ascii="Carlito" w:hAnsi="Carlito" w:cs="Carlito"/>
           <w:b/>
           <w:bCs/>
           <w:sz w:val="32"/>
@@ -578,6 +643,7 @@
       </w:r>
       <w:r>
         <w:rPr>
+          <w:rFonts w:ascii="Carlito" w:hAnsi="Carlito" w:cs="Carlito"/>
           <w:sz w:val="32"/>
           <w:szCs w:val="32"/>
         </w:rPr>
@@ -593,12 +659,14 @@
         </w:numPr>
         <w:jc w:val="both"/>
         <w:rPr>
-          <w:sz w:val="32"/>
-          <w:szCs w:val="32"/>
-        </w:rPr>
-      </w:pPr>
-      <w:r>
-        <w:rPr>
+          <w:rFonts w:ascii="Carlito" w:hAnsi="Carlito" w:cs="Carlito"/>
+          <w:sz w:val="32"/>
+          <w:szCs w:val="32"/>
+        </w:rPr>
+      </w:pPr>
+      <w:r>
+        <w:rPr>
+          <w:rFonts w:ascii="Carlito" w:hAnsi="Carlito" w:cs="Carlito"/>
           <w:b/>
           <w:bCs/>
           <w:sz w:val="32"/>
@@ -608,6 +676,7 @@
       </w:r>
       <w:r>
         <w:rPr>
+          <w:rFonts w:ascii="Carlito" w:hAnsi="Carlito" w:cs="Carlito"/>
           <w:sz w:val="32"/>
           <w:szCs w:val="32"/>
         </w:rPr>
@@ -615,6 +684,7 @@
       </w:r>
       <w:r>
         <w:rPr>
+          <w:rFonts w:ascii="Carlito" w:hAnsi="Carlito" w:cs="Carlito"/>
           <w:b/>
           <w:bCs/>
           <w:sz w:val="32"/>
@@ -624,6 +694,7 @@
       </w:r>
       <w:r>
         <w:rPr>
+          <w:rFonts w:ascii="Carlito" w:hAnsi="Carlito" w:cs="Carlito"/>
           <w:sz w:val="32"/>
           <w:szCs w:val="32"/>
         </w:rPr>
@@ -639,12 +710,14 @@
         </w:numPr>
         <w:jc w:val="both"/>
         <w:rPr>
-          <w:sz w:val="32"/>
-          <w:szCs w:val="32"/>
-        </w:rPr>
-      </w:pPr>
-      <w:r>
-        <w:rPr>
+          <w:rFonts w:ascii="Carlito" w:hAnsi="Carlito" w:cs="Carlito"/>
+          <w:sz w:val="32"/>
+          <w:szCs w:val="32"/>
+        </w:rPr>
+      </w:pPr>
+      <w:r>
+        <w:rPr>
+          <w:rFonts w:ascii="Carlito" w:hAnsi="Carlito" w:cs="Carlito"/>
           <w:b/>
           <w:bCs/>
           <w:sz w:val="32"/>
@@ -654,6 +727,7 @@
       </w:r>
       <w:r>
         <w:rPr>
+          <w:rFonts w:ascii="Carlito" w:hAnsi="Carlito" w:cs="Carlito"/>
           <w:sz w:val="32"/>
           <w:szCs w:val="32"/>
         </w:rPr>
@@ -669,12 +743,14 @@
         </w:numPr>
         <w:jc w:val="both"/>
         <w:rPr>
-          <w:sz w:val="32"/>
-          <w:szCs w:val="32"/>
-        </w:rPr>
-      </w:pPr>
-      <w:r>
-        <w:rPr>
+          <w:rFonts w:ascii="Carlito" w:hAnsi="Carlito" w:cs="Carlito"/>
+          <w:sz w:val="32"/>
+          <w:szCs w:val="32"/>
+        </w:rPr>
+      </w:pPr>
+      <w:r>
+        <w:rPr>
+          <w:rFonts w:ascii="Carlito" w:hAnsi="Carlito" w:cs="Carlito"/>
           <w:b/>
           <w:bCs/>
           <w:sz w:val="32"/>
@@ -684,6 +760,7 @@
       </w:r>
       <w:r>
         <w:rPr>
+          <w:rFonts w:ascii="Carlito" w:hAnsi="Carlito" w:cs="Carlito"/>
           <w:sz w:val="32"/>
           <w:szCs w:val="32"/>
         </w:rPr>
@@ -694,6 +771,7 @@
       <w:pPr>
         <w:jc w:val="both"/>
         <w:rPr>
+          <w:rFonts w:ascii="Carlito" w:hAnsi="Carlito" w:cs="Carlito"/>
           <w:sz w:val="32"/>
           <w:szCs w:val="32"/>
         </w:rPr>
@@ -703,12 +781,14 @@
       <w:pPr>
         <w:jc w:val="center"/>
         <w:rPr>
-          <w:sz w:val="32"/>
-          <w:szCs w:val="32"/>
-        </w:rPr>
-      </w:pPr>
-      <w:r>
-        <w:rPr>
+          <w:rFonts w:ascii="Carlito" w:hAnsi="Carlito" w:cs="Carlito"/>
+          <w:sz w:val="32"/>
+          <w:szCs w:val="32"/>
+        </w:rPr>
+      </w:pPr>
+      <w:r>
+        <w:rPr>
+          <w:rFonts w:ascii="Carlito" w:hAnsi="Carlito" w:cs="Carlito"/>
           <w:sz w:val="32"/>
           <w:szCs w:val="32"/>
         </w:rPr>
@@ -719,15 +799,17 @@
       <w:pPr>
         <w:jc w:val="both"/>
         <w:rPr>
-          <w:sz w:val="32"/>
-          <w:szCs w:val="32"/>
-        </w:rPr>
-      </w:pPr>
-    </w:p>
-    <w:p>
-      <w:pPr>
-        <w:jc w:val="both"/>
-        <w:rPr>
+          <w:rFonts w:ascii="Carlito" w:hAnsi="Carlito" w:cs="Carlito"/>
+          <w:sz w:val="32"/>
+          <w:szCs w:val="32"/>
+        </w:rPr>
+      </w:pPr>
+    </w:p>
+    <w:p>
+      <w:pPr>
+        <w:jc w:val="both"/>
+        <w:rPr>
+          <w:rFonts w:ascii="Carlito" w:hAnsi="Carlito" w:cs="Carlito"/>
           <w:sz w:val="32"/>
           <w:szCs w:val="32"/>
         </w:rPr>
@@ -1897,6 +1979,7 @@
   <w:style w:type="character" w:default="1" w:styleId="DefaultParagraphFont">
     <w:name w:val="Default Paragraph Font"/>
     <w:uiPriority w:val="1"/>
+    <w:semiHidden/>
     <w:unhideWhenUsed/>
   </w:style>
   <w:style w:type="table" w:default="1" w:styleId="TableNormal">

--- a/python/p8_python_extras_of_basic.docx
+++ b/python/p8_python_extras_of_basic.docx
@@ -6,18 +6,18 @@
       <w:pPr>
         <w:jc w:val="center"/>
         <w:rPr>
-          <w:rFonts w:ascii="Carlito" w:hAnsi="Carlito" w:cs="Carlito"/>
-          <w:sz w:val="32"/>
-          <w:szCs w:val="32"/>
-        </w:rPr>
-      </w:pPr>
-      <w:r>
-        <w:rPr>
-          <w:rFonts w:ascii="Carlito" w:hAnsi="Carlito" w:cs="Carlito"/>
-          <w:b/>
-          <w:bCs/>
-          <w:sz w:val="40"/>
-          <w:szCs w:val="40"/>
+          <w:rFonts w:ascii="Calibri" w:hAnsi="Calibri" w:cs="Calibri"/>
+          <w:sz w:val="36"/>
+          <w:szCs w:val="36"/>
+        </w:rPr>
+      </w:pPr>
+      <w:r>
+        <w:rPr>
+          <w:rFonts w:ascii="Calibri" w:hAnsi="Calibri" w:cs="Calibri"/>
+          <w:b/>
+          <w:bCs/>
+          <w:sz w:val="44"/>
+          <w:szCs w:val="44"/>
         </w:rPr>
         <w:t>INDEX</w:t>
       </w:r>
@@ -31,14 +31,14 @@
         </w:numPr>
         <w:jc w:val="both"/>
         <w:rPr>
-          <w:rFonts w:ascii="Carlito" w:hAnsi="Carlito" w:cs="Carlito"/>
+          <w:rFonts w:ascii="Calibri" w:hAnsi="Calibri" w:cs="Calibri"/>
           <w:sz w:val="32"/>
           <w:szCs w:val="32"/>
         </w:rPr>
       </w:pPr>
       <w:r>
         <w:rPr>
-          <w:rFonts w:ascii="Carlito" w:hAnsi="Carlito" w:cs="Carlito"/>
+          <w:rFonts w:ascii="Calibri" w:hAnsi="Calibri" w:cs="Calibri"/>
           <w:sz w:val="32"/>
           <w:szCs w:val="32"/>
         </w:rPr>
@@ -49,7 +49,7 @@
       <w:pPr>
         <w:jc w:val="both"/>
         <w:rPr>
-          <w:rFonts w:ascii="Carlito" w:hAnsi="Carlito" w:cs="Carlito"/>
+          <w:rFonts w:ascii="Calibri" w:hAnsi="Calibri" w:cs="Calibri"/>
           <w:sz w:val="32"/>
           <w:szCs w:val="32"/>
         </w:rPr>
@@ -59,7 +59,7 @@
       <w:pPr>
         <w:jc w:val="both"/>
         <w:rPr>
-          <w:rFonts w:ascii="Carlito" w:hAnsi="Carlito" w:cs="Carlito"/>
+          <w:rFonts w:ascii="Calibri" w:hAnsi="Calibri" w:cs="Calibri"/>
           <w:sz w:val="32"/>
           <w:szCs w:val="32"/>
         </w:rPr>
@@ -69,28 +69,28 @@
       <w:pPr>
         <w:jc w:val="both"/>
         <w:rPr>
-          <w:rFonts w:ascii="Carlito" w:hAnsi="Carlito" w:cs="Carlito"/>
-          <w:b/>
-          <w:bCs/>
-          <w:sz w:val="32"/>
-          <w:szCs w:val="32"/>
-        </w:rPr>
-      </w:pPr>
-      <w:r>
-        <w:rPr>
-          <w:rFonts w:ascii="Carlito" w:hAnsi="Carlito" w:cs="Carlito"/>
-          <w:sz w:val="32"/>
-          <w:szCs w:val="32"/>
+          <w:rFonts w:ascii="Calibri" w:hAnsi="Calibri" w:cs="Calibri"/>
+          <w:b/>
+          <w:bCs/>
+          <w:sz w:val="36"/>
+          <w:szCs w:val="36"/>
+        </w:rPr>
+      </w:pPr>
+      <w:r>
+        <w:rPr>
+          <w:rFonts w:ascii="Calibri" w:hAnsi="Calibri" w:cs="Calibri"/>
+          <w:sz w:val="36"/>
+          <w:szCs w:val="36"/>
         </w:rPr>
         <w:br w:type="page"/>
       </w:r>
       <w:r>
         <w:rPr>
-          <w:rFonts w:ascii="Carlito" w:hAnsi="Carlito" w:cs="Carlito"/>
-          <w:b/>
-          <w:bCs/>
-          <w:sz w:val="32"/>
-          <w:szCs w:val="32"/>
+          <w:rFonts w:ascii="Calibri" w:hAnsi="Calibri" w:cs="Calibri"/>
+          <w:b/>
+          <w:bCs/>
+          <w:sz w:val="36"/>
+          <w:szCs w:val="36"/>
         </w:rPr>
         <w:lastRenderedPageBreak/>
         <w:t>Python Interpreter:</w:t>
@@ -100,32 +100,32 @@
       <w:pPr>
         <w:jc w:val="both"/>
         <w:rPr>
-          <w:rFonts w:ascii="Carlito" w:hAnsi="Carlito" w:cs="Carlito"/>
-          <w:sz w:val="32"/>
-          <w:szCs w:val="32"/>
-        </w:rPr>
-      </w:pPr>
-      <w:r>
-        <w:rPr>
-          <w:rFonts w:ascii="Carlito" w:hAnsi="Carlito" w:cs="Carlito"/>
-          <w:sz w:val="32"/>
-          <w:szCs w:val="32"/>
+          <w:rFonts w:ascii="Calibri" w:hAnsi="Calibri" w:cs="Calibri"/>
+          <w:sz w:val="36"/>
+          <w:szCs w:val="36"/>
+        </w:rPr>
+      </w:pPr>
+      <w:r>
+        <w:rPr>
+          <w:rFonts w:ascii="Calibri" w:hAnsi="Calibri" w:cs="Calibri"/>
+          <w:sz w:val="36"/>
+          <w:szCs w:val="36"/>
         </w:rPr>
         <w:t># A Python interpreter is a software program that translates and executes human-readable Python code into instructions (Compiled to Byte</w:t>
       </w:r>
       <w:r>
         <w:rPr>
-          <w:rFonts w:ascii="Carlito" w:hAnsi="Carlito" w:cs="Carlito"/>
-          <w:sz w:val="32"/>
-          <w:szCs w:val="32"/>
+          <w:rFonts w:ascii="Calibri" w:hAnsi="Calibri" w:cs="Calibri"/>
+          <w:sz w:val="36"/>
+          <w:szCs w:val="36"/>
         </w:rPr>
         <w:t>c</w:t>
       </w:r>
       <w:r>
         <w:rPr>
-          <w:rFonts w:ascii="Carlito" w:hAnsi="Carlito" w:cs="Carlito"/>
-          <w:sz w:val="32"/>
-          <w:szCs w:val="32"/>
+          <w:rFonts w:ascii="Calibri" w:hAnsi="Calibri" w:cs="Calibri"/>
+          <w:sz w:val="36"/>
+          <w:szCs w:val="36"/>
         </w:rPr>
         <w:t>ode) a computer can understand</w:t>
       </w:r>
@@ -134,34 +134,34 @@
       <w:pPr>
         <w:jc w:val="both"/>
         <w:rPr>
-          <w:rFonts w:ascii="Carlito" w:hAnsi="Carlito" w:cs="Carlito"/>
-          <w:sz w:val="32"/>
-          <w:szCs w:val="32"/>
-        </w:rPr>
-      </w:pPr>
-      <w:r>
-        <w:rPr>
-          <w:rFonts w:ascii="Carlito" w:hAnsi="Carlito" w:cs="Carlito"/>
-          <w:sz w:val="32"/>
-          <w:szCs w:val="32"/>
+          <w:rFonts w:ascii="Calibri" w:hAnsi="Calibri" w:cs="Calibri"/>
+          <w:sz w:val="36"/>
+          <w:szCs w:val="36"/>
+        </w:rPr>
+      </w:pPr>
+      <w:r>
+        <w:rPr>
+          <w:rFonts w:ascii="Calibri" w:hAnsi="Calibri" w:cs="Calibri"/>
+          <w:sz w:val="36"/>
+          <w:szCs w:val="36"/>
         </w:rPr>
         <w:t># Unlike compiled languages (like C++) which translate the entire program before running it (</w:t>
       </w:r>
       <w:r>
         <w:rPr>
-          <w:rFonts w:ascii="Carlito" w:hAnsi="Carlito" w:cs="Carlito"/>
-          <w:b/>
-          <w:bCs/>
-          <w:sz w:val="32"/>
-          <w:szCs w:val="32"/>
+          <w:rFonts w:ascii="Calibri" w:hAnsi="Calibri" w:cs="Calibri"/>
+          <w:b/>
+          <w:bCs/>
+          <w:sz w:val="36"/>
+          <w:szCs w:val="36"/>
         </w:rPr>
         <w:t>AOT</w:t>
       </w:r>
       <w:r>
         <w:rPr>
-          <w:rFonts w:ascii="Carlito" w:hAnsi="Carlito" w:cs="Carlito"/>
-          <w:sz w:val="32"/>
-          <w:szCs w:val="32"/>
+          <w:rFonts w:ascii="Calibri" w:hAnsi="Calibri" w:cs="Calibri"/>
+          <w:sz w:val="36"/>
+          <w:szCs w:val="36"/>
         </w:rPr>
         <w:t xml:space="preserve"> or Ahead of Time compilation) like reading the whole book first before translating it at once</w:t>
       </w:r>
@@ -170,16 +170,16 @@
       <w:pPr>
         <w:jc w:val="both"/>
         <w:rPr>
-          <w:rFonts w:ascii="Carlito" w:hAnsi="Carlito" w:cs="Carlito"/>
-          <w:sz w:val="32"/>
-          <w:szCs w:val="32"/>
-        </w:rPr>
-      </w:pPr>
-      <w:r>
-        <w:rPr>
-          <w:rFonts w:ascii="Carlito" w:hAnsi="Carlito" w:cs="Carlito"/>
-          <w:sz w:val="32"/>
-          <w:szCs w:val="32"/>
+          <w:rFonts w:ascii="Calibri" w:hAnsi="Calibri" w:cs="Calibri"/>
+          <w:sz w:val="36"/>
+          <w:szCs w:val="36"/>
+        </w:rPr>
+      </w:pPr>
+      <w:r>
+        <w:rPr>
+          <w:rFonts w:ascii="Calibri" w:hAnsi="Calibri" w:cs="Calibri"/>
+          <w:sz w:val="36"/>
+          <w:szCs w:val="36"/>
         </w:rPr>
         <w:t># Python uses an interpreter to process and execute code on the fly</w:t>
       </w:r>
@@ -188,26 +188,26 @@
       <w:pPr>
         <w:jc w:val="both"/>
         <w:rPr>
-          <w:rFonts w:ascii="Carlito" w:hAnsi="Carlito" w:cs="Carlito"/>
-          <w:sz w:val="32"/>
-          <w:szCs w:val="32"/>
-        </w:rPr>
-      </w:pPr>
-    </w:p>
-    <w:p>
-      <w:pPr>
-        <w:jc w:val="both"/>
-        <w:rPr>
-          <w:rFonts w:ascii="Carlito" w:hAnsi="Carlito" w:cs="Carlito"/>
-          <w:sz w:val="32"/>
-          <w:szCs w:val="32"/>
-        </w:rPr>
-      </w:pPr>
-      <w:r>
-        <w:rPr>
-          <w:rFonts w:ascii="Carlito" w:hAnsi="Carlito" w:cs="Carlito"/>
-          <w:sz w:val="32"/>
-          <w:szCs w:val="32"/>
+          <w:rFonts w:ascii="Calibri" w:hAnsi="Calibri" w:cs="Calibri"/>
+          <w:sz w:val="36"/>
+          <w:szCs w:val="36"/>
+        </w:rPr>
+      </w:pPr>
+    </w:p>
+    <w:p>
+      <w:pPr>
+        <w:jc w:val="both"/>
+        <w:rPr>
+          <w:rFonts w:ascii="Calibri" w:hAnsi="Calibri" w:cs="Calibri"/>
+          <w:sz w:val="36"/>
+          <w:szCs w:val="36"/>
+        </w:rPr>
+      </w:pPr>
+      <w:r>
+        <w:rPr>
+          <w:rFonts w:ascii="Calibri" w:hAnsi="Calibri" w:cs="Calibri"/>
+          <w:sz w:val="36"/>
+          <w:szCs w:val="36"/>
         </w:rPr>
         <w:t>Working of Interpreter Under the Hood:</w:t>
       </w:r>
@@ -216,16 +216,16 @@
       <w:pPr>
         <w:jc w:val="both"/>
         <w:rPr>
-          <w:rFonts w:ascii="Carlito" w:hAnsi="Carlito" w:cs="Carlito"/>
-          <w:sz w:val="32"/>
-          <w:szCs w:val="32"/>
-        </w:rPr>
-      </w:pPr>
-      <w:r>
-        <w:rPr>
-          <w:rFonts w:ascii="Carlito" w:hAnsi="Carlito" w:cs="Carlito"/>
-          <w:sz w:val="32"/>
-          <w:szCs w:val="32"/>
+          <w:rFonts w:ascii="Calibri" w:hAnsi="Calibri" w:cs="Calibri"/>
+          <w:sz w:val="36"/>
+          <w:szCs w:val="36"/>
+        </w:rPr>
+      </w:pPr>
+      <w:r>
+        <w:rPr>
+          <w:rFonts w:ascii="Calibri" w:hAnsi="Calibri" w:cs="Calibri"/>
+          <w:sz w:val="36"/>
+          <w:szCs w:val="36"/>
         </w:rPr>
         <w:t># When a Python script is run, these multi-step pipeline starts:</w:t>
       </w:r>
@@ -239,34 +239,56 @@
         </w:numPr>
         <w:jc w:val="both"/>
         <w:rPr>
-          <w:rFonts w:ascii="Carlito" w:hAnsi="Carlito" w:cs="Carlito"/>
-          <w:sz w:val="32"/>
-          <w:szCs w:val="32"/>
-        </w:rPr>
-      </w:pPr>
-      <w:r>
-        <w:rPr>
-          <w:rFonts w:ascii="Carlito" w:hAnsi="Carlito" w:cs="Carlito"/>
-          <w:b/>
-          <w:bCs/>
-          <w:sz w:val="32"/>
-          <w:szCs w:val="32"/>
-        </w:rPr>
-        <w:t>Tokenization &amp; Lexing:</w:t>
-      </w:r>
-      <w:r>
-        <w:rPr>
-          <w:rFonts w:ascii="Carlito" w:hAnsi="Carlito" w:cs="Carlito"/>
-          <w:sz w:val="32"/>
-          <w:szCs w:val="32"/>
+          <w:rFonts w:ascii="Calibri" w:hAnsi="Calibri" w:cs="Calibri"/>
+          <w:sz w:val="36"/>
+          <w:szCs w:val="36"/>
+        </w:rPr>
+      </w:pPr>
+      <w:r>
+        <w:rPr>
+          <w:rFonts w:ascii="Calibri" w:hAnsi="Calibri" w:cs="Calibri"/>
+          <w:b/>
+          <w:bCs/>
+          <w:sz w:val="36"/>
+          <w:szCs w:val="36"/>
+        </w:rPr>
+        <w:t xml:space="preserve">Tokenization &amp; </w:t>
+      </w:r>
+      <w:proofErr w:type="spellStart"/>
+      <w:r>
+        <w:rPr>
+          <w:rFonts w:ascii="Calibri" w:hAnsi="Calibri" w:cs="Calibri"/>
+          <w:b/>
+          <w:bCs/>
+          <w:sz w:val="36"/>
+          <w:szCs w:val="36"/>
+        </w:rPr>
+        <w:t>Lexing</w:t>
+      </w:r>
+      <w:proofErr w:type="spellEnd"/>
+      <w:r>
+        <w:rPr>
+          <w:rFonts w:ascii="Calibri" w:hAnsi="Calibri" w:cs="Calibri"/>
+          <w:b/>
+          <w:bCs/>
+          <w:sz w:val="36"/>
+          <w:szCs w:val="36"/>
+        </w:rPr>
+        <w:t>:</w:t>
+      </w:r>
+      <w:r>
+        <w:rPr>
+          <w:rFonts w:ascii="Calibri" w:hAnsi="Calibri" w:cs="Calibri"/>
+          <w:sz w:val="36"/>
+          <w:szCs w:val="36"/>
         </w:rPr>
         <w:t xml:space="preserve"> The interpreter breaks</w:t>
       </w:r>
       <w:r>
         <w:rPr>
-          <w:rFonts w:ascii="Carlito" w:hAnsi="Carlito" w:cs="Carlito"/>
-          <w:sz w:val="32"/>
-          <w:szCs w:val="32"/>
+          <w:rFonts w:ascii="Calibri" w:hAnsi="Calibri" w:cs="Calibri"/>
+          <w:sz w:val="36"/>
+          <w:szCs w:val="36"/>
         </w:rPr>
         <w:t xml:space="preserve"> down plain text code into basic syntactic chunks called tokens</w:t>
       </w:r>
@@ -280,44 +302,44 @@
         </w:numPr>
         <w:jc w:val="both"/>
         <w:rPr>
-          <w:rFonts w:ascii="Carlito" w:hAnsi="Carlito" w:cs="Carlito"/>
-          <w:sz w:val="32"/>
-          <w:szCs w:val="32"/>
-        </w:rPr>
-      </w:pPr>
-      <w:r>
-        <w:rPr>
-          <w:rFonts w:ascii="Carlito" w:hAnsi="Carlito" w:cs="Carlito"/>
-          <w:b/>
-          <w:bCs/>
-          <w:sz w:val="32"/>
-          <w:szCs w:val="32"/>
+          <w:rFonts w:ascii="Calibri" w:hAnsi="Calibri" w:cs="Calibri"/>
+          <w:sz w:val="36"/>
+          <w:szCs w:val="36"/>
+        </w:rPr>
+      </w:pPr>
+      <w:r>
+        <w:rPr>
+          <w:rFonts w:ascii="Calibri" w:hAnsi="Calibri" w:cs="Calibri"/>
+          <w:b/>
+          <w:bCs/>
+          <w:sz w:val="36"/>
+          <w:szCs w:val="36"/>
         </w:rPr>
         <w:t xml:space="preserve">Parsing: </w:t>
       </w:r>
       <w:r>
         <w:rPr>
-          <w:rFonts w:ascii="Carlito" w:hAnsi="Carlito" w:cs="Carlito"/>
-          <w:sz w:val="32"/>
-          <w:szCs w:val="32"/>
+          <w:rFonts w:ascii="Calibri" w:hAnsi="Calibri" w:cs="Calibri"/>
+          <w:sz w:val="36"/>
+          <w:szCs w:val="36"/>
         </w:rPr>
         <w:t>Validates those tokens using Python grammar rules to build an Abstract Syntax Tree (</w:t>
       </w:r>
       <w:r>
         <w:rPr>
-          <w:rFonts w:ascii="Carlito" w:hAnsi="Carlito" w:cs="Carlito"/>
-          <w:b/>
-          <w:bCs/>
-          <w:sz w:val="32"/>
-          <w:szCs w:val="32"/>
+          <w:rFonts w:ascii="Calibri" w:hAnsi="Calibri" w:cs="Calibri"/>
+          <w:b/>
+          <w:bCs/>
+          <w:sz w:val="36"/>
+          <w:szCs w:val="36"/>
         </w:rPr>
         <w:t>AST</w:t>
       </w:r>
       <w:r>
         <w:rPr>
-          <w:rFonts w:ascii="Carlito" w:hAnsi="Carlito" w:cs="Carlito"/>
-          <w:sz w:val="32"/>
-          <w:szCs w:val="32"/>
+          <w:rFonts w:ascii="Calibri" w:hAnsi="Calibri" w:cs="Calibri"/>
+          <w:sz w:val="36"/>
+          <w:szCs w:val="36"/>
         </w:rPr>
         <w:t>)</w:t>
       </w:r>
@@ -331,80 +353,114 @@
         </w:numPr>
         <w:jc w:val="both"/>
         <w:rPr>
-          <w:rFonts w:ascii="Carlito" w:hAnsi="Carlito" w:cs="Carlito"/>
-          <w:sz w:val="32"/>
-          <w:szCs w:val="32"/>
-        </w:rPr>
-      </w:pPr>
-      <w:r>
-        <w:rPr>
-          <w:rFonts w:ascii="Carlito" w:hAnsi="Carlito" w:cs="Carlito"/>
-          <w:b/>
-          <w:bCs/>
-          <w:sz w:val="32"/>
-          <w:szCs w:val="32"/>
+          <w:rFonts w:ascii="Calibri" w:hAnsi="Calibri" w:cs="Calibri"/>
+          <w:sz w:val="36"/>
+          <w:szCs w:val="36"/>
+        </w:rPr>
+      </w:pPr>
+      <w:r>
+        <w:rPr>
+          <w:rFonts w:ascii="Calibri" w:hAnsi="Calibri" w:cs="Calibri"/>
+          <w:b/>
+          <w:bCs/>
+          <w:sz w:val="36"/>
+          <w:szCs w:val="36"/>
         </w:rPr>
         <w:t xml:space="preserve">Bytecode: </w:t>
       </w:r>
       <w:r>
         <w:rPr>
-          <w:rFonts w:ascii="Carlito" w:hAnsi="Carlito" w:cs="Carlito"/>
-          <w:sz w:val="32"/>
-          <w:szCs w:val="32"/>
+          <w:rFonts w:ascii="Calibri" w:hAnsi="Calibri" w:cs="Calibri"/>
+          <w:sz w:val="36"/>
+          <w:szCs w:val="36"/>
         </w:rPr>
         <w:t xml:space="preserve">The interpreter compiles the </w:t>
       </w:r>
       <w:r>
         <w:rPr>
-          <w:rFonts w:ascii="Carlito" w:hAnsi="Carlito" w:cs="Carlito"/>
-          <w:b/>
-          <w:bCs/>
-          <w:sz w:val="32"/>
-          <w:szCs w:val="32"/>
+          <w:rFonts w:ascii="Calibri" w:hAnsi="Calibri" w:cs="Calibri"/>
+          <w:b/>
+          <w:bCs/>
+          <w:sz w:val="36"/>
+          <w:szCs w:val="36"/>
         </w:rPr>
         <w:t xml:space="preserve">AST </w:t>
       </w:r>
       <w:r>
         <w:rPr>
-          <w:rFonts w:ascii="Carlito" w:hAnsi="Carlito" w:cs="Carlito"/>
-          <w:sz w:val="32"/>
-          <w:szCs w:val="32"/>
+          <w:rFonts w:ascii="Calibri" w:hAnsi="Calibri" w:cs="Calibri"/>
+          <w:sz w:val="36"/>
+          <w:szCs w:val="36"/>
         </w:rPr>
         <w:t>into a low-level, platform independent format called Bytecode (saved as</w:t>
       </w:r>
       <w:r>
         <w:rPr>
-          <w:rFonts w:ascii="Carlito" w:hAnsi="Carlito" w:cs="Carlito"/>
-          <w:b/>
-          <w:bCs/>
-          <w:sz w:val="32"/>
-          <w:szCs w:val="32"/>
-        </w:rPr>
-        <w:t xml:space="preserve"> .pyc</w:t>
-      </w:r>
-      <w:r>
-        <w:rPr>
-          <w:rFonts w:ascii="Carlito" w:hAnsi="Carlito" w:cs="Carlito"/>
-          <w:sz w:val="32"/>
-          <w:szCs w:val="32"/>
+          <w:rFonts w:ascii="Calibri" w:hAnsi="Calibri" w:cs="Calibri"/>
+          <w:b/>
+          <w:bCs/>
+          <w:sz w:val="36"/>
+          <w:szCs w:val="36"/>
+        </w:rPr>
+        <w:t xml:space="preserve"> .</w:t>
+      </w:r>
+      <w:proofErr w:type="spellStart"/>
+      <w:r>
+        <w:rPr>
+          <w:rFonts w:ascii="Calibri" w:hAnsi="Calibri" w:cs="Calibri"/>
+          <w:b/>
+          <w:bCs/>
+          <w:sz w:val="36"/>
+          <w:szCs w:val="36"/>
+        </w:rPr>
+        <w:t>pyc</w:t>
+      </w:r>
+      <w:proofErr w:type="spellEnd"/>
+      <w:r>
+        <w:rPr>
+          <w:rFonts w:ascii="Calibri" w:hAnsi="Calibri" w:cs="Calibri"/>
+          <w:sz w:val="36"/>
+          <w:szCs w:val="36"/>
         </w:rPr>
         <w:t xml:space="preserve"> file in a</w:t>
       </w:r>
       <w:r>
         <w:rPr>
-          <w:rFonts w:ascii="Carlito" w:hAnsi="Carlito" w:cs="Carlito"/>
-          <w:b/>
-          <w:bCs/>
-          <w:sz w:val="32"/>
-          <w:szCs w:val="32"/>
-        </w:rPr>
-        <w:t xml:space="preserve"> _pycahce_</w:t>
-      </w:r>
-      <w:r>
-        <w:rPr>
-          <w:rFonts w:ascii="Carlito" w:hAnsi="Carlito" w:cs="Carlito"/>
-          <w:sz w:val="32"/>
-          <w:szCs w:val="32"/>
+          <w:rFonts w:ascii="Calibri" w:hAnsi="Calibri" w:cs="Calibri"/>
+          <w:b/>
+          <w:bCs/>
+          <w:sz w:val="36"/>
+          <w:szCs w:val="36"/>
+        </w:rPr>
+        <w:t xml:space="preserve"> _</w:t>
+      </w:r>
+      <w:proofErr w:type="spellStart"/>
+      <w:r>
+        <w:rPr>
+          <w:rFonts w:ascii="Calibri" w:hAnsi="Calibri" w:cs="Calibri"/>
+          <w:b/>
+          <w:bCs/>
+          <w:sz w:val="36"/>
+          <w:szCs w:val="36"/>
+        </w:rPr>
+        <w:t>pycahce</w:t>
+      </w:r>
+      <w:proofErr w:type="spellEnd"/>
+      <w:r>
+        <w:rPr>
+          <w:rFonts w:ascii="Calibri" w:hAnsi="Calibri" w:cs="Calibri"/>
+          <w:b/>
+          <w:bCs/>
+          <w:sz w:val="36"/>
+          <w:szCs w:val="36"/>
+        </w:rPr>
+        <w:t>_</w:t>
+      </w:r>
+      <w:r>
+        <w:rPr>
+          <w:rFonts w:ascii="Calibri" w:hAnsi="Calibri" w:cs="Calibri"/>
+          <w:sz w:val="36"/>
+          <w:szCs w:val="36"/>
         </w:rPr>
         <w:t xml:space="preserve"> folder)</w:t>
       </w:r>
@@ -418,26 +474,26 @@
         </w:numPr>
         <w:jc w:val="both"/>
         <w:rPr>
-          <w:rFonts w:ascii="Carlito" w:hAnsi="Carlito" w:cs="Carlito"/>
-          <w:sz w:val="32"/>
-          <w:szCs w:val="32"/>
-        </w:rPr>
-      </w:pPr>
-      <w:r>
-        <w:rPr>
-          <w:rFonts w:ascii="Carlito" w:hAnsi="Carlito" w:cs="Carlito"/>
-          <w:b/>
-          <w:bCs/>
-          <w:sz w:val="32"/>
-          <w:szCs w:val="32"/>
+          <w:rFonts w:ascii="Calibri" w:hAnsi="Calibri" w:cs="Calibri"/>
+          <w:sz w:val="36"/>
+          <w:szCs w:val="36"/>
+        </w:rPr>
+      </w:pPr>
+      <w:r>
+        <w:rPr>
+          <w:rFonts w:ascii="Calibri" w:hAnsi="Calibri" w:cs="Calibri"/>
+          <w:b/>
+          <w:bCs/>
+          <w:sz w:val="36"/>
+          <w:szCs w:val="36"/>
         </w:rPr>
         <w:t xml:space="preserve">PVM Execution: </w:t>
       </w:r>
       <w:r>
         <w:rPr>
-          <w:rFonts w:ascii="Carlito" w:hAnsi="Carlito" w:cs="Carlito"/>
-          <w:sz w:val="32"/>
-          <w:szCs w:val="32"/>
+          <w:rFonts w:ascii="Calibri" w:hAnsi="Calibri" w:cs="Calibri"/>
+          <w:sz w:val="36"/>
+          <w:szCs w:val="36"/>
         </w:rPr>
         <w:t>The Python Virtual Machine (PVM) reads the Bytecode and translates it into raw machine instructions line-by-line for our specific computer CPU</w:t>
       </w:r>
@@ -446,27 +502,28 @@
       <w:pPr>
         <w:jc w:val="both"/>
         <w:rPr>
-          <w:rFonts w:ascii="Carlito" w:hAnsi="Carlito" w:cs="Carlito"/>
-          <w:sz w:val="32"/>
-          <w:szCs w:val="32"/>
-        </w:rPr>
-      </w:pPr>
-    </w:p>
-    <w:p>
-      <w:pPr>
-        <w:jc w:val="both"/>
-        <w:rPr>
-          <w:rFonts w:ascii="Carlito" w:hAnsi="Carlito" w:cs="Carlito"/>
-          <w:sz w:val="32"/>
-          <w:szCs w:val="32"/>
-        </w:rPr>
-      </w:pPr>
-      <w:r>
-        <w:rPr>
-          <w:rFonts w:ascii="Carlito" w:hAnsi="Carlito" w:cs="Carlito"/>
-          <w:sz w:val="32"/>
-          <w:szCs w:val="32"/>
-        </w:rPr>
+          <w:rFonts w:ascii="Calibri" w:hAnsi="Calibri" w:cs="Calibri"/>
+          <w:sz w:val="36"/>
+          <w:szCs w:val="36"/>
+        </w:rPr>
+      </w:pPr>
+    </w:p>
+    <w:p>
+      <w:pPr>
+        <w:jc w:val="both"/>
+        <w:rPr>
+          <w:rFonts w:ascii="Calibri" w:hAnsi="Calibri" w:cs="Calibri"/>
+          <w:sz w:val="36"/>
+          <w:szCs w:val="36"/>
+        </w:rPr>
+      </w:pPr>
+      <w:r>
+        <w:rPr>
+          <w:rFonts w:ascii="Calibri" w:hAnsi="Calibri" w:cs="Calibri"/>
+          <w:sz w:val="36"/>
+          <w:szCs w:val="36"/>
+        </w:rPr>
+        <w:lastRenderedPageBreak/>
         <w:t>Dual Modes of Operation:</w:t>
       </w:r>
     </w:p>
@@ -474,16 +531,16 @@
       <w:pPr>
         <w:jc w:val="both"/>
         <w:rPr>
-          <w:rFonts w:ascii="Carlito" w:hAnsi="Carlito" w:cs="Carlito"/>
-          <w:sz w:val="32"/>
-          <w:szCs w:val="32"/>
-        </w:rPr>
-      </w:pPr>
-      <w:r>
-        <w:rPr>
-          <w:rFonts w:ascii="Carlito" w:hAnsi="Carlito" w:cs="Carlito"/>
-          <w:sz w:val="32"/>
-          <w:szCs w:val="32"/>
+          <w:rFonts w:ascii="Calibri" w:hAnsi="Calibri" w:cs="Calibri"/>
+          <w:sz w:val="36"/>
+          <w:szCs w:val="36"/>
+        </w:rPr>
+      </w:pPr>
+      <w:r>
+        <w:rPr>
+          <w:rFonts w:ascii="Calibri" w:hAnsi="Calibri" w:cs="Calibri"/>
+          <w:sz w:val="36"/>
+          <w:szCs w:val="36"/>
         </w:rPr>
         <w:t># We can interact with the Python interpreter in two different ways:</w:t>
       </w:r>
@@ -497,35 +554,34 @@
         </w:numPr>
         <w:jc w:val="both"/>
         <w:rPr>
-          <w:rFonts w:ascii="Carlito" w:hAnsi="Carlito" w:cs="Carlito"/>
-          <w:sz w:val="32"/>
-          <w:szCs w:val="32"/>
-        </w:rPr>
-      </w:pPr>
-      <w:r>
-        <w:rPr>
-          <w:rFonts w:ascii="Carlito" w:hAnsi="Carlito" w:cs="Carlito"/>
-          <w:b/>
-          <w:bCs/>
-          <w:sz w:val="32"/>
-          <w:szCs w:val="32"/>
-        </w:rPr>
-        <w:lastRenderedPageBreak/>
+          <w:rFonts w:ascii="Calibri" w:hAnsi="Calibri" w:cs="Calibri"/>
+          <w:sz w:val="36"/>
+          <w:szCs w:val="36"/>
+        </w:rPr>
+      </w:pPr>
+      <w:r>
+        <w:rPr>
+          <w:rFonts w:ascii="Calibri" w:hAnsi="Calibri" w:cs="Calibri"/>
+          <w:b/>
+          <w:bCs/>
+          <w:sz w:val="36"/>
+          <w:szCs w:val="36"/>
+        </w:rPr>
         <w:t xml:space="preserve">Script Mode (Non-interactive): </w:t>
       </w:r>
       <w:r>
         <w:rPr>
-          <w:rFonts w:ascii="Carlito" w:hAnsi="Carlito" w:cs="Carlito"/>
-          <w:sz w:val="32"/>
-          <w:szCs w:val="32"/>
+          <w:rFonts w:ascii="Calibri" w:hAnsi="Calibri" w:cs="Calibri"/>
+          <w:sz w:val="36"/>
+          <w:szCs w:val="36"/>
         </w:rPr>
         <w:t>The interpreter reads a saved text file (like python_script.py), processes the whole file sequentially and outputs the final result</w:t>
       </w:r>
       <w:r>
         <w:rPr>
-          <w:rFonts w:ascii="Carlito" w:hAnsi="Carlito" w:cs="Carlito"/>
-          <w:sz w:val="32"/>
-          <w:szCs w:val="32"/>
+          <w:rFonts w:ascii="Calibri" w:hAnsi="Calibri" w:cs="Calibri"/>
+          <w:sz w:val="36"/>
+          <w:szCs w:val="36"/>
         </w:rPr>
         <w:t xml:space="preserve"> (USED)</w:t>
       </w:r>
@@ -539,34 +595,34 @@
         </w:numPr>
         <w:jc w:val="both"/>
         <w:rPr>
-          <w:rFonts w:ascii="Carlito" w:hAnsi="Carlito" w:cs="Carlito"/>
-          <w:sz w:val="32"/>
-          <w:szCs w:val="32"/>
-        </w:rPr>
-      </w:pPr>
-      <w:r>
-        <w:rPr>
-          <w:rFonts w:ascii="Carlito" w:hAnsi="Carlito" w:cs="Carlito"/>
-          <w:b/>
-          <w:bCs/>
-          <w:sz w:val="32"/>
-          <w:szCs w:val="32"/>
+          <w:rFonts w:ascii="Calibri" w:hAnsi="Calibri" w:cs="Calibri"/>
+          <w:sz w:val="36"/>
+          <w:szCs w:val="36"/>
+        </w:rPr>
+      </w:pPr>
+      <w:r>
+        <w:rPr>
+          <w:rFonts w:ascii="Calibri" w:hAnsi="Calibri" w:cs="Calibri"/>
+          <w:b/>
+          <w:bCs/>
+          <w:sz w:val="36"/>
+          <w:szCs w:val="36"/>
         </w:rPr>
         <w:t>REPL Mode (Interactive Shell):</w:t>
       </w:r>
       <w:r>
         <w:rPr>
-          <w:rFonts w:ascii="Carlito" w:hAnsi="Carlito" w:cs="Carlito"/>
-          <w:sz w:val="32"/>
-          <w:szCs w:val="32"/>
+          <w:rFonts w:ascii="Calibri" w:hAnsi="Calibri" w:cs="Calibri"/>
+          <w:sz w:val="36"/>
+          <w:szCs w:val="36"/>
         </w:rPr>
         <w:t xml:space="preserve"> Short for Read-Eval-Print Loop. Open this by typing python or python3 into our terminal</w:t>
       </w:r>
       <w:r>
         <w:rPr>
-          <w:rFonts w:ascii="Carlito" w:hAnsi="Carlito" w:cs="Carlito"/>
-          <w:sz w:val="32"/>
-          <w:szCs w:val="32"/>
+          <w:rFonts w:ascii="Calibri" w:hAnsi="Calibri" w:cs="Calibri"/>
+          <w:sz w:val="36"/>
+          <w:szCs w:val="36"/>
         </w:rPr>
         <w:t>. It lets us type code directly line-by-line for immediate execution, which is good for testing and debugging</w:t>
       </w:r>
@@ -575,26 +631,26 @@
       <w:pPr>
         <w:jc w:val="both"/>
         <w:rPr>
-          <w:rFonts w:ascii="Carlito" w:hAnsi="Carlito" w:cs="Carlito"/>
-          <w:sz w:val="32"/>
-          <w:szCs w:val="32"/>
-        </w:rPr>
-      </w:pPr>
-    </w:p>
-    <w:p>
-      <w:pPr>
-        <w:jc w:val="both"/>
-        <w:rPr>
-          <w:rFonts w:ascii="Carlito" w:hAnsi="Carlito" w:cs="Carlito"/>
-          <w:sz w:val="32"/>
-          <w:szCs w:val="32"/>
-        </w:rPr>
-      </w:pPr>
-      <w:r>
-        <w:rPr>
-          <w:rFonts w:ascii="Carlito" w:hAnsi="Carlito" w:cs="Carlito"/>
-          <w:sz w:val="32"/>
-          <w:szCs w:val="32"/>
+          <w:rFonts w:ascii="Calibri" w:hAnsi="Calibri" w:cs="Calibri"/>
+          <w:sz w:val="36"/>
+          <w:szCs w:val="36"/>
+        </w:rPr>
+      </w:pPr>
+    </w:p>
+    <w:p>
+      <w:pPr>
+        <w:jc w:val="both"/>
+        <w:rPr>
+          <w:rFonts w:ascii="Calibri" w:hAnsi="Calibri" w:cs="Calibri"/>
+          <w:sz w:val="36"/>
+          <w:szCs w:val="36"/>
+        </w:rPr>
+      </w:pPr>
+      <w:r>
+        <w:rPr>
+          <w:rFonts w:ascii="Calibri" w:hAnsi="Calibri" w:cs="Calibri"/>
+          <w:sz w:val="36"/>
+          <w:szCs w:val="36"/>
         </w:rPr>
         <w:t>Common Interpreter Variations:</w:t>
       </w:r>
@@ -603,16 +659,16 @@
       <w:pPr>
         <w:jc w:val="both"/>
         <w:rPr>
-          <w:rFonts w:ascii="Carlito" w:hAnsi="Carlito" w:cs="Carlito"/>
-          <w:sz w:val="32"/>
-          <w:szCs w:val="32"/>
-        </w:rPr>
-      </w:pPr>
-      <w:r>
-        <w:rPr>
-          <w:rFonts w:ascii="Carlito" w:hAnsi="Carlito" w:cs="Carlito"/>
-          <w:sz w:val="32"/>
-          <w:szCs w:val="32"/>
+          <w:rFonts w:ascii="Calibri" w:hAnsi="Calibri" w:cs="Calibri"/>
+          <w:sz w:val="36"/>
+          <w:szCs w:val="36"/>
+        </w:rPr>
+      </w:pPr>
+      <w:r>
+        <w:rPr>
+          <w:rFonts w:ascii="Calibri" w:hAnsi="Calibri" w:cs="Calibri"/>
+          <w:sz w:val="36"/>
+          <w:szCs w:val="36"/>
         </w:rPr>
         <w:t># There are different engines or interpreters for varied development goals:</w:t>
       </w:r>
@@ -626,26 +682,38 @@
         </w:numPr>
         <w:jc w:val="both"/>
         <w:rPr>
-          <w:rFonts w:ascii="Carlito" w:hAnsi="Carlito" w:cs="Carlito"/>
-          <w:sz w:val="32"/>
-          <w:szCs w:val="32"/>
-        </w:rPr>
-      </w:pPr>
-      <w:r>
-        <w:rPr>
-          <w:rFonts w:ascii="Carlito" w:hAnsi="Carlito" w:cs="Carlito"/>
-          <w:b/>
-          <w:bCs/>
-          <w:sz w:val="32"/>
-          <w:szCs w:val="32"/>
-        </w:rPr>
-        <w:t xml:space="preserve">CPython: </w:t>
-      </w:r>
-      <w:r>
-        <w:rPr>
-          <w:rFonts w:ascii="Carlito" w:hAnsi="Carlito" w:cs="Carlito"/>
-          <w:sz w:val="32"/>
-          <w:szCs w:val="32"/>
+          <w:rFonts w:ascii="Calibri" w:hAnsi="Calibri" w:cs="Calibri"/>
+          <w:sz w:val="36"/>
+          <w:szCs w:val="36"/>
+        </w:rPr>
+      </w:pPr>
+      <w:proofErr w:type="spellStart"/>
+      <w:r>
+        <w:rPr>
+          <w:rFonts w:ascii="Calibri" w:hAnsi="Calibri" w:cs="Calibri"/>
+          <w:b/>
+          <w:bCs/>
+          <w:sz w:val="36"/>
+          <w:szCs w:val="36"/>
+        </w:rPr>
+        <w:t>CPython</w:t>
+      </w:r>
+      <w:proofErr w:type="spellEnd"/>
+      <w:r>
+        <w:rPr>
+          <w:rFonts w:ascii="Calibri" w:hAnsi="Calibri" w:cs="Calibri"/>
+          <w:b/>
+          <w:bCs/>
+          <w:sz w:val="36"/>
+          <w:szCs w:val="36"/>
+        </w:rPr>
+        <w:t xml:space="preserve">: </w:t>
+      </w:r>
+      <w:r>
+        <w:rPr>
+          <w:rFonts w:ascii="Calibri" w:hAnsi="Calibri" w:cs="Calibri"/>
+          <w:sz w:val="36"/>
+          <w:szCs w:val="36"/>
         </w:rPr>
         <w:t>Default interpreter downloaded from Python. It is written in C and forms the foundation of standard Python setups</w:t>
       </w:r>
@@ -659,44 +727,56 @@
         </w:numPr>
         <w:jc w:val="both"/>
         <w:rPr>
-          <w:rFonts w:ascii="Carlito" w:hAnsi="Carlito" w:cs="Carlito"/>
-          <w:sz w:val="32"/>
-          <w:szCs w:val="32"/>
-        </w:rPr>
-      </w:pPr>
-      <w:r>
-        <w:rPr>
-          <w:rFonts w:ascii="Carlito" w:hAnsi="Carlito" w:cs="Carlito"/>
-          <w:b/>
-          <w:bCs/>
-          <w:sz w:val="32"/>
-          <w:szCs w:val="32"/>
-        </w:rPr>
-        <w:t>PyPy:</w:t>
-      </w:r>
-      <w:r>
-        <w:rPr>
-          <w:rFonts w:ascii="Carlito" w:hAnsi="Carlito" w:cs="Carlito"/>
-          <w:sz w:val="32"/>
-          <w:szCs w:val="32"/>
+          <w:rFonts w:ascii="Calibri" w:hAnsi="Calibri" w:cs="Calibri"/>
+          <w:sz w:val="36"/>
+          <w:szCs w:val="36"/>
+        </w:rPr>
+      </w:pPr>
+      <w:proofErr w:type="spellStart"/>
+      <w:r>
+        <w:rPr>
+          <w:rFonts w:ascii="Calibri" w:hAnsi="Calibri" w:cs="Calibri"/>
+          <w:b/>
+          <w:bCs/>
+          <w:sz w:val="36"/>
+          <w:szCs w:val="36"/>
+        </w:rPr>
+        <w:t>PyPy</w:t>
+      </w:r>
+      <w:proofErr w:type="spellEnd"/>
+      <w:r>
+        <w:rPr>
+          <w:rFonts w:ascii="Calibri" w:hAnsi="Calibri" w:cs="Calibri"/>
+          <w:b/>
+          <w:bCs/>
+          <w:sz w:val="36"/>
+          <w:szCs w:val="36"/>
+        </w:rPr>
+        <w:t>:</w:t>
+      </w:r>
+      <w:r>
+        <w:rPr>
+          <w:rFonts w:ascii="Calibri" w:hAnsi="Calibri" w:cs="Calibri"/>
+          <w:sz w:val="36"/>
+          <w:szCs w:val="36"/>
         </w:rPr>
         <w:t xml:space="preserve"> Alternative interpreter optimized specifically for speed. It uses</w:t>
       </w:r>
       <w:r>
         <w:rPr>
-          <w:rFonts w:ascii="Carlito" w:hAnsi="Carlito" w:cs="Carlito"/>
-          <w:b/>
-          <w:bCs/>
-          <w:sz w:val="32"/>
-          <w:szCs w:val="32"/>
+          <w:rFonts w:ascii="Calibri" w:hAnsi="Calibri" w:cs="Calibri"/>
+          <w:b/>
+          <w:bCs/>
+          <w:sz w:val="36"/>
+          <w:szCs w:val="36"/>
         </w:rPr>
         <w:t xml:space="preserve"> JIT</w:t>
       </w:r>
       <w:r>
         <w:rPr>
-          <w:rFonts w:ascii="Carlito" w:hAnsi="Carlito" w:cs="Carlito"/>
-          <w:sz w:val="32"/>
-          <w:szCs w:val="32"/>
+          <w:rFonts w:ascii="Calibri" w:hAnsi="Calibri" w:cs="Calibri"/>
+          <w:sz w:val="36"/>
+          <w:szCs w:val="36"/>
         </w:rPr>
         <w:t xml:space="preserve"> (Just in Time compilation) to run scripts faster</w:t>
       </w:r>
@@ -710,26 +790,38 @@
         </w:numPr>
         <w:jc w:val="both"/>
         <w:rPr>
-          <w:rFonts w:ascii="Carlito" w:hAnsi="Carlito" w:cs="Carlito"/>
-          <w:sz w:val="32"/>
-          <w:szCs w:val="32"/>
-        </w:rPr>
-      </w:pPr>
-      <w:r>
-        <w:rPr>
-          <w:rFonts w:ascii="Carlito" w:hAnsi="Carlito" w:cs="Carlito"/>
-          <w:b/>
-          <w:bCs/>
-          <w:sz w:val="32"/>
-          <w:szCs w:val="32"/>
-        </w:rPr>
-        <w:t>MicroPython:</w:t>
-      </w:r>
-      <w:r>
-        <w:rPr>
-          <w:rFonts w:ascii="Carlito" w:hAnsi="Carlito" w:cs="Carlito"/>
-          <w:sz w:val="32"/>
-          <w:szCs w:val="32"/>
+          <w:rFonts w:ascii="Calibri" w:hAnsi="Calibri" w:cs="Calibri"/>
+          <w:sz w:val="36"/>
+          <w:szCs w:val="36"/>
+        </w:rPr>
+      </w:pPr>
+      <w:proofErr w:type="spellStart"/>
+      <w:r>
+        <w:rPr>
+          <w:rFonts w:ascii="Calibri" w:hAnsi="Calibri" w:cs="Calibri"/>
+          <w:b/>
+          <w:bCs/>
+          <w:sz w:val="36"/>
+          <w:szCs w:val="36"/>
+        </w:rPr>
+        <w:t>MicroPython</w:t>
+      </w:r>
+      <w:proofErr w:type="spellEnd"/>
+      <w:r>
+        <w:rPr>
+          <w:rFonts w:ascii="Calibri" w:hAnsi="Calibri" w:cs="Calibri"/>
+          <w:b/>
+          <w:bCs/>
+          <w:sz w:val="36"/>
+          <w:szCs w:val="36"/>
+        </w:rPr>
+        <w:t>:</w:t>
+      </w:r>
+      <w:r>
+        <w:rPr>
+          <w:rFonts w:ascii="Calibri" w:hAnsi="Calibri" w:cs="Calibri"/>
+          <w:sz w:val="36"/>
+          <w:szCs w:val="36"/>
         </w:rPr>
         <w:t xml:space="preserve"> A heavily stripped-down, lean version of the interpreter built specifically to control microcontrollers and small hardware systems</w:t>
       </w:r>
@@ -743,26 +835,61 @@
         </w:numPr>
         <w:jc w:val="both"/>
         <w:rPr>
-          <w:rFonts w:ascii="Carlito" w:hAnsi="Carlito" w:cs="Carlito"/>
-          <w:sz w:val="32"/>
-          <w:szCs w:val="32"/>
-        </w:rPr>
-      </w:pPr>
-      <w:r>
-        <w:rPr>
-          <w:rFonts w:ascii="Carlito" w:hAnsi="Carlito" w:cs="Carlito"/>
-          <w:b/>
-          <w:bCs/>
-          <w:sz w:val="32"/>
-          <w:szCs w:val="32"/>
-        </w:rPr>
-        <w:t>Jython/IronPython:</w:t>
-      </w:r>
-      <w:r>
-        <w:rPr>
-          <w:rFonts w:ascii="Carlito" w:hAnsi="Carlito" w:cs="Carlito"/>
-          <w:sz w:val="32"/>
-          <w:szCs w:val="32"/>
+          <w:rFonts w:ascii="Calibri" w:hAnsi="Calibri" w:cs="Calibri"/>
+          <w:sz w:val="36"/>
+          <w:szCs w:val="36"/>
+        </w:rPr>
+      </w:pPr>
+      <w:proofErr w:type="spellStart"/>
+      <w:r>
+        <w:rPr>
+          <w:rFonts w:ascii="Calibri" w:hAnsi="Calibri" w:cs="Calibri"/>
+          <w:b/>
+          <w:bCs/>
+          <w:sz w:val="36"/>
+          <w:szCs w:val="36"/>
+        </w:rPr>
+        <w:lastRenderedPageBreak/>
+        <w:t>Jython</w:t>
+      </w:r>
+      <w:proofErr w:type="spellEnd"/>
+      <w:r>
+        <w:rPr>
+          <w:rFonts w:ascii="Calibri" w:hAnsi="Calibri" w:cs="Calibri"/>
+          <w:b/>
+          <w:bCs/>
+          <w:sz w:val="36"/>
+          <w:szCs w:val="36"/>
+        </w:rPr>
+        <w:t>/</w:t>
+      </w:r>
+      <w:proofErr w:type="spellStart"/>
+      <w:r>
+        <w:rPr>
+          <w:rFonts w:ascii="Calibri" w:hAnsi="Calibri" w:cs="Calibri"/>
+          <w:b/>
+          <w:bCs/>
+          <w:sz w:val="36"/>
+          <w:szCs w:val="36"/>
+        </w:rPr>
+        <w:t>IronPython</w:t>
+      </w:r>
+      <w:proofErr w:type="spellEnd"/>
+      <w:r>
+        <w:rPr>
+          <w:rFonts w:ascii="Calibri" w:hAnsi="Calibri" w:cs="Calibri"/>
+          <w:b/>
+          <w:bCs/>
+          <w:sz w:val="36"/>
+          <w:szCs w:val="36"/>
+        </w:rPr>
+        <w:t>:</w:t>
+      </w:r>
+      <w:r>
+        <w:rPr>
+          <w:rFonts w:ascii="Calibri" w:hAnsi="Calibri" w:cs="Calibri"/>
+          <w:sz w:val="36"/>
+          <w:szCs w:val="36"/>
         </w:rPr>
         <w:t xml:space="preserve"> Specialized variations designed to run on the Java platform or integrate natively with Microsoft’s .NET framework</w:t>
       </w:r>
@@ -771,9 +898,9 @@
       <w:pPr>
         <w:jc w:val="both"/>
         <w:rPr>
-          <w:rFonts w:ascii="Carlito" w:hAnsi="Carlito" w:cs="Carlito"/>
-          <w:sz w:val="32"/>
-          <w:szCs w:val="32"/>
+          <w:rFonts w:ascii="Calibri" w:hAnsi="Calibri" w:cs="Calibri"/>
+          <w:sz w:val="36"/>
+          <w:szCs w:val="36"/>
         </w:rPr>
       </w:pPr>
     </w:p>
@@ -781,16 +908,16 @@
       <w:pPr>
         <w:jc w:val="center"/>
         <w:rPr>
-          <w:rFonts w:ascii="Carlito" w:hAnsi="Carlito" w:cs="Carlito"/>
-          <w:sz w:val="32"/>
-          <w:szCs w:val="32"/>
-        </w:rPr>
-      </w:pPr>
-      <w:r>
-        <w:rPr>
-          <w:rFonts w:ascii="Carlito" w:hAnsi="Carlito" w:cs="Carlito"/>
-          <w:sz w:val="32"/>
-          <w:szCs w:val="32"/>
+          <w:rFonts w:ascii="Calibri" w:hAnsi="Calibri" w:cs="Calibri"/>
+          <w:sz w:val="36"/>
+          <w:szCs w:val="36"/>
+        </w:rPr>
+      </w:pPr>
+      <w:r>
+        <w:rPr>
+          <w:rFonts w:ascii="Calibri" w:hAnsi="Calibri" w:cs="Calibri"/>
+          <w:sz w:val="36"/>
+          <w:szCs w:val="36"/>
         </w:rPr>
         <w:t>Break</w:t>
       </w:r>
@@ -799,19 +926,19 @@
       <w:pPr>
         <w:jc w:val="both"/>
         <w:rPr>
-          <w:rFonts w:ascii="Carlito" w:hAnsi="Carlito" w:cs="Carlito"/>
-          <w:sz w:val="32"/>
-          <w:szCs w:val="32"/>
-        </w:rPr>
-      </w:pPr>
-    </w:p>
-    <w:p>
-      <w:pPr>
-        <w:jc w:val="both"/>
-        <w:rPr>
-          <w:rFonts w:ascii="Carlito" w:hAnsi="Carlito" w:cs="Carlito"/>
-          <w:sz w:val="32"/>
-          <w:szCs w:val="32"/>
+          <w:rFonts w:ascii="Calibri" w:hAnsi="Calibri" w:cs="Calibri"/>
+          <w:sz w:val="36"/>
+          <w:szCs w:val="36"/>
+        </w:rPr>
+      </w:pPr>
+    </w:p>
+    <w:p>
+      <w:pPr>
+        <w:jc w:val="both"/>
+        <w:rPr>
+          <w:rFonts w:ascii="Calibri" w:hAnsi="Calibri" w:cs="Calibri"/>
+          <w:sz w:val="36"/>
+          <w:szCs w:val="36"/>
         </w:rPr>
       </w:pPr>
     </w:p>
